--- a/public/assets/files/niestacjonarne/NAI.docx
+++ b/public/assets/files/niestacjonarne/NAI.docx
@@ -523,6 +523,7 @@
                 <w:i w:val="0"/>
                 <w:sz w:val="22"/>
               </w:rPr>
+              <w:t>I</w:t>
             </w:r>
           </w:p>
         </w:tc>
@@ -560,6 +561,7 @@
                 <w:i w:val="0"/>
                 <w:sz w:val="22"/>
               </w:rPr>
+              <w:t>obligatoryjny</w:t>
             </w:r>
           </w:p>
         </w:tc>

--- a/public/assets/files/niestacjonarne/NAI.docx
+++ b/public/assets/files/niestacjonarne/NAI.docx
@@ -680,12 +680,22 @@
         <w:tblW w:w="5000" w:type="pct"/>
       </w:tblPr>
       <w:tblGrid>
-        <w:gridCol w:w="9972"/>
+        <w:gridCol w:w="997"/>
+        <w:gridCol w:w="997"/>
+        <w:gridCol w:w="997"/>
+        <w:gridCol w:w="997"/>
+        <w:gridCol w:w="997"/>
+        <w:gridCol w:w="997"/>
+        <w:gridCol w:w="997"/>
+        <w:gridCol w:w="997"/>
+        <w:gridCol w:w="997"/>
+        <w:gridCol w:w="997"/>
       </w:tblGrid>
       <w:tr>
         <w:tc>
           <w:tcPr>
-            <w:tcW w:type="dxa" w:w="9972"/>
+            <w:tcW w:type="dxa" w:w="9970"/>
+            <w:gridSpan w:val="10"/>
             <w:shd w:val="clear" w:color="auto" w:fill="D9D9D9"/>
           </w:tcPr>
           <w:p>
@@ -704,31 +714,34 @@
           </w:p>
         </w:tc>
       </w:tr>
-    </w:tbl>
-    <w:tbl>
-      <w:tblPr>
-        <w:tblW w:type="auto" w:w="0"/>
-        <w:tblLook w:firstColumn="1" w:firstRow="1" w:lastColumn="0" w:lastRow="0" w:noHBand="0" w:noVBand="1" w:val="04A0"/>
-        <w:tblBorders>
-          <w:top w:val="single" w:sz="4" w:space="0" w:color="000000"/>
-          <w:left w:val="single" w:sz="4" w:space="0" w:color="000000"/>
-          <w:bottom w:val="single" w:sz="4" w:space="0" w:color="000000"/>
-          <w:right w:val="single" w:sz="4" w:space="0" w:color="000000"/>
-          <w:insideH w:val="single" w:sz="4" w:space="0" w:color="000000"/>
-          <w:insideV w:val="single" w:sz="4" w:space="0" w:color="000000"/>
-        </w:tblBorders>
-        <w:tblW w:w="5000" w:type="pct"/>
-      </w:tblPr>
-      <w:tblGrid>
-        <w:gridCol w:w="2493"/>
-        <w:gridCol w:w="2493"/>
-        <w:gridCol w:w="2493"/>
-        <w:gridCol w:w="2493"/>
-      </w:tblGrid>
       <w:tr>
         <w:tc>
           <w:tcPr>
-            <w:tcW w:type="dxa" w:w="2493"/>
+            <w:tcW w:type="dxa" w:w="9970"/>
+            <w:gridSpan w:val="10"/>
+            <w:shd w:val="clear" w:color="auto" w:fill="D9D9D9"/>
+          </w:tcPr>
+          <w:p>
+            <w:pPr>
+              <w:spacing w:before="20" w:after="20"/>
+            </w:pPr>
+            <w:r>
+              <w:rPr>
+                <w:rFonts w:ascii="Aptos" w:hAnsi="Aptos"/>
+                <w:b w:val="0"/>
+                <w:i w:val="0"/>
+                <w:sz w:val="16"/>
+              </w:rPr>
+              <w:t>Wymiar godzinowy (liczba godzin w semestrze)</w:t>
+            </w:r>
+          </w:p>
+        </w:tc>
+      </w:tr>
+      <w:tr>
+        <w:tc>
+          <w:tcPr>
+            <w:tcW w:type="dxa" w:w="1994"/>
+            <w:gridSpan w:val="2"/>
             <w:shd w:val="clear" w:color="auto" w:fill="D9D9D9"/>
           </w:tcPr>
           <w:p>
@@ -748,7 +761,8 @@
         </w:tc>
         <w:tc>
           <w:tcPr>
-            <w:tcW w:type="dxa" w:w="2493"/>
+            <w:tcW w:type="dxa" w:w="2991"/>
+            <w:gridSpan w:val="3"/>
             <w:shd w:val="clear" w:color="auto" w:fill="D9D9D9"/>
           </w:tcPr>
           <w:p>
@@ -768,7 +782,8 @@
         </w:tc>
         <w:tc>
           <w:tcPr>
-            <w:tcW w:type="dxa" w:w="2493"/>
+            <w:tcW w:type="dxa" w:w="2991"/>
+            <w:gridSpan w:val="3"/>
             <w:shd w:val="clear" w:color="auto" w:fill="D9D9D9"/>
           </w:tcPr>
           <w:p>
@@ -788,7 +803,8 @@
         </w:tc>
         <w:tc>
           <w:tcPr>
-            <w:tcW w:type="dxa" w:w="2493"/>
+            <w:tcW w:type="dxa" w:w="1994"/>
+            <w:gridSpan w:val="2"/>
             <w:shd w:val="clear" w:color="auto" w:fill="D9D9D9"/>
           </w:tcPr>
           <w:p>
@@ -810,7 +826,8 @@
       <w:tr>
         <w:tc>
           <w:tcPr>
-            <w:tcW w:type="dxa" w:w="2493"/>
+            <w:tcW w:type="dxa" w:w="1994"/>
+            <w:gridSpan w:val="2"/>
           </w:tcPr>
           <w:p>
             <w:pPr>
@@ -829,7 +846,8 @@
         </w:tc>
         <w:tc>
           <w:tcPr>
-            <w:tcW w:type="dxa" w:w="2493"/>
+            <w:tcW w:type="dxa" w:w="2991"/>
+            <w:gridSpan w:val="3"/>
           </w:tcPr>
           <w:p>
             <w:pPr>
@@ -848,7 +866,8 @@
         </w:tc>
         <w:tc>
           <w:tcPr>
-            <w:tcW w:type="dxa" w:w="2493"/>
+            <w:tcW w:type="dxa" w:w="2991"/>
+            <w:gridSpan w:val="3"/>
           </w:tcPr>
           <w:p>
             <w:pPr>
@@ -867,7 +886,8 @@
         </w:tc>
         <w:tc>
           <w:tcPr>
-            <w:tcW w:type="dxa" w:w="2493"/>
+            <w:tcW w:type="dxa" w:w="1994"/>
+            <w:gridSpan w:val="2"/>
           </w:tcPr>
           <w:p>
             <w:pPr>
@@ -885,30 +905,34 @@
           </w:p>
         </w:tc>
       </w:tr>
-    </w:tbl>
-    <w:tbl>
-      <w:tblPr>
-        <w:tblW w:type="auto" w:w="0"/>
-        <w:tblLook w:firstColumn="1" w:firstRow="1" w:lastColumn="0" w:lastRow="0" w:noHBand="0" w:noVBand="1" w:val="04A0"/>
-        <w:tblBorders>
-          <w:top w:val="single" w:sz="4" w:space="0" w:color="000000"/>
-          <w:left w:val="single" w:sz="4" w:space="0" w:color="000000"/>
-          <w:bottom w:val="single" w:sz="4" w:space="0" w:color="000000"/>
-          <w:right w:val="single" w:sz="4" w:space="0" w:color="000000"/>
-          <w:insideH w:val="single" w:sz="4" w:space="0" w:color="000000"/>
-          <w:insideV w:val="single" w:sz="4" w:space="0" w:color="000000"/>
-        </w:tblBorders>
-        <w:tblW w:w="5000" w:type="pct"/>
-      </w:tblPr>
-      <w:tblGrid>
-        <w:gridCol w:w="3324"/>
-        <w:gridCol w:w="3324"/>
-        <w:gridCol w:w="3324"/>
-      </w:tblGrid>
       <w:tr>
         <w:tc>
           <w:tcPr>
-            <w:tcW w:type="dxa" w:w="3324"/>
+            <w:tcW w:type="dxa" w:w="9970"/>
+            <w:gridSpan w:val="10"/>
+            <w:shd w:val="clear" w:color="auto" w:fill="D9D9D9"/>
+          </w:tcPr>
+          <w:p>
+            <w:pPr>
+              <w:spacing w:before="20" w:after="20"/>
+            </w:pPr>
+            <w:r>
+              <w:rPr>
+                <w:rFonts w:ascii="Aptos" w:hAnsi="Aptos"/>
+                <w:b/>
+                <w:i w:val="0"/>
+                <w:sz w:val="22"/>
+              </w:rPr>
+              <w:t>Bilans ECTS</w:t>
+            </w:r>
+          </w:p>
+        </w:tc>
+      </w:tr>
+      <w:tr>
+        <w:tc>
+          <w:tcPr>
+            <w:tcW w:type="dxa" w:w="4985"/>
+            <w:gridSpan w:val="5"/>
             <w:shd w:val="clear" w:color="auto" w:fill="D9D9D9"/>
           </w:tcPr>
           <w:p>
@@ -928,7 +952,8 @@
         </w:tc>
         <w:tc>
           <w:tcPr>
-            <w:tcW w:type="dxa" w:w="3324"/>
+            <w:tcW w:type="dxa" w:w="2991"/>
+            <w:gridSpan w:val="3"/>
             <w:shd w:val="clear" w:color="auto" w:fill="D9D9D9"/>
           </w:tcPr>
           <w:p>
@@ -948,7 +973,8 @@
         </w:tc>
         <w:tc>
           <w:tcPr>
-            <w:tcW w:type="dxa" w:w="3324"/>
+            <w:tcW w:type="dxa" w:w="1994"/>
+            <w:gridSpan w:val="2"/>
             <w:shd w:val="clear" w:color="auto" w:fill="D9D9D9"/>
           </w:tcPr>
           <w:p>
@@ -970,7 +996,8 @@
       <w:tr>
         <w:tc>
           <w:tcPr>
-            <w:tcW w:type="dxa" w:w="3324"/>
+            <w:tcW w:type="dxa" w:w="4985"/>
+            <w:gridSpan w:val="5"/>
           </w:tcPr>
           <w:p>
             <w:pPr>
@@ -989,7 +1016,8 @@
         </w:tc>
         <w:tc>
           <w:tcPr>
-            <w:tcW w:type="dxa" w:w="3324"/>
+            <w:tcW w:type="dxa" w:w="2991"/>
+            <w:gridSpan w:val="3"/>
           </w:tcPr>
           <w:p>
             <w:pPr>
@@ -1008,7 +1036,8 @@
         </w:tc>
         <w:tc>
           <w:tcPr>
-            <w:tcW w:type="dxa" w:w="3324"/>
+            <w:tcW w:type="dxa" w:w="1994"/>
+            <w:gridSpan w:val="2"/>
           </w:tcPr>
           <w:p>
             <w:pPr>
@@ -1029,7 +1058,8 @@
       <w:tr>
         <w:tc>
           <w:tcPr>
-            <w:tcW w:type="dxa" w:w="3324"/>
+            <w:tcW w:type="dxa" w:w="4985"/>
+            <w:gridSpan w:val="5"/>
           </w:tcPr>
           <w:p>
             <w:pPr>
@@ -1048,7 +1078,8 @@
         </w:tc>
         <w:tc>
           <w:tcPr>
-            <w:tcW w:type="dxa" w:w="3324"/>
+            <w:tcW w:type="dxa" w:w="2991"/>
+            <w:gridSpan w:val="3"/>
           </w:tcPr>
           <w:p>
             <w:pPr>
@@ -1067,7 +1098,8 @@
         </w:tc>
         <w:tc>
           <w:tcPr>
-            <w:tcW w:type="dxa" w:w="3324"/>
+            <w:tcW w:type="dxa" w:w="1994"/>
+            <w:gridSpan w:val="2"/>
           </w:tcPr>
           <w:p>
             <w:pPr>
@@ -1088,7 +1120,29 @@
       <w:tr>
         <w:tc>
           <w:tcPr>
-            <w:tcW w:type="dxa" w:w="3324"/>
+            <w:tcW w:type="dxa" w:w="4985"/>
+            <w:gridSpan w:val="5"/>
+            <w:shd w:val="clear" w:color="auto" w:fill="D9D9D9"/>
+          </w:tcPr>
+          <w:p>
+            <w:pPr>
+              <w:spacing w:before="20" w:after="20"/>
+            </w:pPr>
+            <w:r>
+              <w:rPr>
+                <w:rFonts w:ascii="Aptos" w:hAnsi="Aptos"/>
+                <w:b/>
+                <w:i w:val="0"/>
+                <w:sz w:val="16"/>
+              </w:rPr>
+              <w:t>Opis samodzielnej pracy studenta</w:t>
+            </w:r>
+          </w:p>
+        </w:tc>
+        <w:tc>
+          <w:tcPr>
+            <w:tcW w:type="dxa" w:w="4985"/>
+            <w:gridSpan w:val="5"/>
           </w:tcPr>
           <w:p>
             <w:pPr>
@@ -1101,45 +1155,6 @@
                 <w:i w:val="0"/>
                 <w:sz w:val="22"/>
               </w:rPr>
-              <w:t>Suma</w:t>
-            </w:r>
-          </w:p>
-        </w:tc>
-        <w:tc>
-          <w:tcPr>
-            <w:tcW w:type="dxa" w:w="3324"/>
-          </w:tcPr>
-          <w:p>
-            <w:pPr>
-              <w:spacing w:before="20" w:after="20"/>
-            </w:pPr>
-            <w:r>
-              <w:rPr>
-                <w:rFonts w:ascii="Aptos" w:hAnsi="Aptos"/>
-                <w:b w:val="0"/>
-                <w:i w:val="0"/>
-                <w:sz w:val="22"/>
-              </w:rPr>
-              <w:t>125</w:t>
-            </w:r>
-          </w:p>
-        </w:tc>
-        <w:tc>
-          <w:tcPr>
-            <w:tcW w:type="dxa" w:w="3324"/>
-          </w:tcPr>
-          <w:p>
-            <w:pPr>
-              <w:spacing w:before="20" w:after="20"/>
-            </w:pPr>
-            <w:r>
-              <w:rPr>
-                <w:rFonts w:ascii="Aptos" w:hAnsi="Aptos"/>
-                <w:b w:val="0"/>
-                <w:i w:val="0"/>
-                <w:sz w:val="22"/>
-              </w:rPr>
-              <w:t>5</w:t>
             </w:r>
           </w:p>
         </w:tc>
@@ -1905,14 +1920,14 @@
         <w:tblW w:w="5000" w:type="pct"/>
       </w:tblPr>
       <w:tblGrid>
-        <w:gridCol w:w="3324"/>
-        <w:gridCol w:w="3324"/>
-        <w:gridCol w:w="3324"/>
+        <w:gridCol w:w="680"/>
+        <w:gridCol w:w="4536"/>
+        <w:gridCol w:w="4252"/>
       </w:tblGrid>
       <w:tr>
         <w:tc>
           <w:tcPr>
-            <w:tcW w:type="dxa" w:w="9972"/>
+            <w:tcW w:type="dxa" w:w="9468"/>
             <w:gridSpan w:val="3"/>
             <w:shd w:val="clear" w:color="auto" w:fill="D9D9D9"/>
           </w:tcPr>
@@ -1935,7 +1950,7 @@
       <w:tr>
         <w:tc>
           <w:tcPr>
-            <w:tcW w:type="dxa" w:w="3324"/>
+            <w:tcW w:type="dxa" w:w="680"/>
             <w:shd w:val="clear" w:color="auto" w:fill="D9D9D9"/>
           </w:tcPr>
           <w:p>
@@ -1955,7 +1970,7 @@
         </w:tc>
         <w:tc>
           <w:tcPr>
-            <w:tcW w:type="dxa" w:w="3324"/>
+            <w:tcW w:type="dxa" w:w="4536"/>
             <w:shd w:val="clear" w:color="auto" w:fill="D9D9D9"/>
           </w:tcPr>
           <w:p>
@@ -1975,7 +1990,7 @@
         </w:tc>
         <w:tc>
           <w:tcPr>
-            <w:tcW w:type="dxa" w:w="3324"/>
+            <w:tcW w:type="dxa" w:w="4252"/>
             <w:shd w:val="clear" w:color="auto" w:fill="D9D9D9"/>
           </w:tcPr>
           <w:p>
@@ -1997,7 +2012,7 @@
       <w:tr>
         <w:tc>
           <w:tcPr>
-            <w:tcW w:type="dxa" w:w="3324"/>
+            <w:tcW w:type="dxa" w:w="680"/>
           </w:tcPr>
           <w:p>
             <w:pPr>
@@ -2016,7 +2031,7 @@
         </w:tc>
         <w:tc>
           <w:tcPr>
-            <w:tcW w:type="dxa" w:w="3324"/>
+            <w:tcW w:type="dxa" w:w="4536"/>
           </w:tcPr>
           <w:p>
             <w:pPr>
@@ -2035,7 +2050,7 @@
         </w:tc>
         <w:tc>
           <w:tcPr>
-            <w:tcW w:type="dxa" w:w="3324"/>
+            <w:tcW w:type="dxa" w:w="4252"/>
           </w:tcPr>
           <w:p>
             <w:pPr>
@@ -2055,7 +2070,7 @@
       <w:tr>
         <w:tc>
           <w:tcPr>
-            <w:tcW w:type="dxa" w:w="3324"/>
+            <w:tcW w:type="dxa" w:w="680"/>
           </w:tcPr>
           <w:p>
             <w:pPr>
@@ -2074,7 +2089,7 @@
         </w:tc>
         <w:tc>
           <w:tcPr>
-            <w:tcW w:type="dxa" w:w="3324"/>
+            <w:tcW w:type="dxa" w:w="4536"/>
           </w:tcPr>
           <w:p>
             <w:pPr>
@@ -2093,7 +2108,7 @@
         </w:tc>
         <w:tc>
           <w:tcPr>
-            <w:tcW w:type="dxa" w:w="3324"/>
+            <w:tcW w:type="dxa" w:w="4252"/>
           </w:tcPr>
           <w:p>
             <w:pPr>
@@ -2113,7 +2128,7 @@
       <w:tr>
         <w:tc>
           <w:tcPr>
-            <w:tcW w:type="dxa" w:w="3324"/>
+            <w:tcW w:type="dxa" w:w="680"/>
           </w:tcPr>
           <w:p>
             <w:pPr>
@@ -2132,7 +2147,7 @@
         </w:tc>
         <w:tc>
           <w:tcPr>
-            <w:tcW w:type="dxa" w:w="3324"/>
+            <w:tcW w:type="dxa" w:w="4536"/>
           </w:tcPr>
           <w:p>
             <w:pPr>
@@ -2151,7 +2166,7 @@
         </w:tc>
         <w:tc>
           <w:tcPr>
-            <w:tcW w:type="dxa" w:w="3324"/>
+            <w:tcW w:type="dxa" w:w="4252"/>
           </w:tcPr>
           <w:p>
             <w:pPr>
@@ -2171,7 +2186,7 @@
       <w:tr>
         <w:tc>
           <w:tcPr>
-            <w:tcW w:type="dxa" w:w="3324"/>
+            <w:tcW w:type="dxa" w:w="680"/>
           </w:tcPr>
           <w:p>
             <w:pPr>
@@ -2190,7 +2205,7 @@
         </w:tc>
         <w:tc>
           <w:tcPr>
-            <w:tcW w:type="dxa" w:w="3324"/>
+            <w:tcW w:type="dxa" w:w="4536"/>
           </w:tcPr>
           <w:p>
             <w:pPr>
@@ -2209,7 +2224,7 @@
         </w:tc>
         <w:tc>
           <w:tcPr>
-            <w:tcW w:type="dxa" w:w="3324"/>
+            <w:tcW w:type="dxa" w:w="4252"/>
           </w:tcPr>
           <w:p>
             <w:pPr>
@@ -2229,7 +2244,7 @@
       <w:tr>
         <w:tc>
           <w:tcPr>
-            <w:tcW w:type="dxa" w:w="3324"/>
+            <w:tcW w:type="dxa" w:w="680"/>
           </w:tcPr>
           <w:p>
             <w:pPr>
@@ -2248,7 +2263,7 @@
         </w:tc>
         <w:tc>
           <w:tcPr>
-            <w:tcW w:type="dxa" w:w="3324"/>
+            <w:tcW w:type="dxa" w:w="4536"/>
           </w:tcPr>
           <w:p>
             <w:pPr>
@@ -2267,7 +2282,7 @@
         </w:tc>
         <w:tc>
           <w:tcPr>
-            <w:tcW w:type="dxa" w:w="3324"/>
+            <w:tcW w:type="dxa" w:w="4252"/>
           </w:tcPr>
           <w:p>
             <w:pPr>
@@ -2287,7 +2302,7 @@
       <w:tr>
         <w:tc>
           <w:tcPr>
-            <w:tcW w:type="dxa" w:w="3324"/>
+            <w:tcW w:type="dxa" w:w="680"/>
           </w:tcPr>
           <w:p>
             <w:pPr>
@@ -2306,7 +2321,7 @@
         </w:tc>
         <w:tc>
           <w:tcPr>
-            <w:tcW w:type="dxa" w:w="3324"/>
+            <w:tcW w:type="dxa" w:w="4536"/>
           </w:tcPr>
           <w:p>
             <w:pPr>
@@ -2325,7 +2340,7 @@
         </w:tc>
         <w:tc>
           <w:tcPr>
-            <w:tcW w:type="dxa" w:w="3324"/>
+            <w:tcW w:type="dxa" w:w="4252"/>
           </w:tcPr>
           <w:p>
             <w:pPr>
@@ -2345,7 +2360,7 @@
       <w:tr>
         <w:tc>
           <w:tcPr>
-            <w:tcW w:type="dxa" w:w="3324"/>
+            <w:tcW w:type="dxa" w:w="680"/>
           </w:tcPr>
           <w:p>
             <w:pPr>
@@ -2364,7 +2379,7 @@
         </w:tc>
         <w:tc>
           <w:tcPr>
-            <w:tcW w:type="dxa" w:w="3324"/>
+            <w:tcW w:type="dxa" w:w="4536"/>
           </w:tcPr>
           <w:p>
             <w:pPr>
@@ -2383,7 +2398,7 @@
         </w:tc>
         <w:tc>
           <w:tcPr>
-            <w:tcW w:type="dxa" w:w="3324"/>
+            <w:tcW w:type="dxa" w:w="4252"/>
           </w:tcPr>
           <w:p>
             <w:pPr>
@@ -2790,6 +2805,7 @@
                 <w:i w:val="0"/>
                 <w:sz w:val="22"/>
               </w:rPr>
+              <w:t>Ćwiczenia / Laboratorium/Lektorat:; rozwiązywanie zadań; Laboratorium/Projekt; brak; Kryteria oceny; LaboratoriumPrezentacje niewielkich projektów praktycznych; Ocena jest liczona jak średnia z uzyskanych ocen cząstkowych.</w:t>
             </w:r>
           </w:p>
         </w:tc>
@@ -2848,6 +2864,7 @@
                 <w:i w:val="0"/>
                 <w:sz w:val="22"/>
               </w:rPr>
+              <w:t>Ćwiczenia / Laboratorium/Lektorat:; rozwiązywanie zadań; Laboratorium/Projekt; brak; Kryteria oceny; LaboratoriumPrezentacje niewielkich projektów praktycznych; Ocena jest liczona jak średnia z uzyskanych ocen cząstkowych.</w:t>
             </w:r>
           </w:p>
         </w:tc>
@@ -3011,6 +3028,7 @@
                 <w:i w:val="0"/>
                 <w:sz w:val="22"/>
               </w:rPr>
+              <w:t>Ćwiczenia / Laboratorium/Lektorat:; rozwiązywanie zadań; Laboratorium/Projekt; brak; Kryteria oceny; LaboratoriumPrezentacje niewielkich projektów praktycznych; Ocena jest liczona jak średnia z uzyskanych ocen cząstkowych.</w:t>
             </w:r>
           </w:p>
         </w:tc>
@@ -3068,6 +3086,7 @@
                 <w:i w:val="0"/>
                 <w:sz w:val="22"/>
               </w:rPr>
+              <w:t>Ćwiczenia / Laboratorium/Lektorat:; rozwiązywanie zadań; Laboratorium/Projekt; brak; Kryteria oceny; LaboratoriumPrezentacje niewielkich projektów praktycznych; Ocena jest liczona jak średnia z uzyskanych ocen cząstkowych.</w:t>
             </w:r>
           </w:p>
         </w:tc>
@@ -3125,6 +3144,7 @@
                 <w:i w:val="0"/>
                 <w:sz w:val="22"/>
               </w:rPr>
+              <w:t>Ćwiczenia / Laboratorium/Lektorat:; rozwiązywanie zadań; Laboratorium/Projekt; brak; Kryteria oceny; LaboratoriumPrezentacje niewielkich projektów praktycznych; Ocena jest liczona jak średnia z uzyskanych ocen cząstkowych.</w:t>
             </w:r>
           </w:p>
         </w:tc>
@@ -3286,6 +3306,7 @@
                 <w:i w:val="0"/>
                 <w:sz w:val="22"/>
               </w:rPr>
+              <w:t>Ćwiczenia / Laboratorium/Lektorat:; rozwiązywanie zadań; Laboratorium/Projekt; brak; Kryteria oceny; LaboratoriumPrezentacje niewielkich projektów praktycznych; Ocena jest liczona jak średnia z uzyskanych ocen cząstkowych.</w:t>
             </w:r>
           </w:p>
         </w:tc>
@@ -3342,6 +3363,7 @@
                 <w:i w:val="0"/>
                 <w:sz w:val="22"/>
               </w:rPr>
+              <w:t>Ćwiczenia / Laboratorium/Lektorat:; rozwiązywanie zadań; Laboratorium/Projekt; brak; Kryteria oceny; LaboratoriumPrezentacje niewielkich projektów praktycznych; Ocena jest liczona jak średnia z uzyskanych ocen cząstkowych.</w:t>
             </w:r>
           </w:p>
         </w:tc>
@@ -3398,6 +3420,7 @@
                 <w:i w:val="0"/>
                 <w:sz w:val="22"/>
               </w:rPr>
+              <w:t>Ćwiczenia / Laboratorium/Lektorat:; rozwiązywanie zadań; Laboratorium/Projekt; brak; Kryteria oceny; LaboratoriumPrezentacje niewielkich projektów praktycznych; Ocena jest liczona jak średnia z uzyskanych ocen cząstkowych.</w:t>
             </w:r>
           </w:p>
         </w:tc>
@@ -3503,62 +3526,6 @@
                 <w:sz w:val="16"/>
               </w:rPr>
               <w:t>Wyposażenie specjalistyczne konieczne do realizacji przedmiotu</w:t>
-            </w:r>
-          </w:p>
-        </w:tc>
-      </w:tr>
-      <w:tr>
-        <w:tc>
-          <w:tcPr>
-            <w:tcW w:type="dxa" w:w="3324"/>
-          </w:tcPr>
-          <w:p>
-            <w:pPr>
-              <w:spacing w:before="20" w:after="20"/>
-            </w:pPr>
-            <w:r>
-              <w:rPr>
-                <w:rFonts w:ascii="Aptos" w:hAnsi="Aptos"/>
-                <w:b w:val="0"/>
-                <w:i w:val="0"/>
-                <w:sz w:val="22"/>
-              </w:rPr>
-            </w:r>
-          </w:p>
-        </w:tc>
-        <w:tc>
-          <w:tcPr>
-            <w:tcW w:type="dxa" w:w="3324"/>
-          </w:tcPr>
-          <w:p>
-            <w:pPr>
-              <w:spacing w:before="20" w:after="20"/>
-            </w:pPr>
-            <w:r>
-              <w:rPr>
-                <w:rFonts w:ascii="Aptos" w:hAnsi="Aptos"/>
-                <w:b w:val="0"/>
-                <w:i w:val="0"/>
-                <w:sz w:val="22"/>
-              </w:rPr>
-            </w:r>
-          </w:p>
-        </w:tc>
-        <w:tc>
-          <w:tcPr>
-            <w:tcW w:type="dxa" w:w="3324"/>
-          </w:tcPr>
-          <w:p>
-            <w:pPr>
-              <w:spacing w:before="20" w:after="20"/>
-            </w:pPr>
-            <w:r>
-              <w:rPr>
-                <w:rFonts w:ascii="Aptos" w:hAnsi="Aptos"/>
-                <w:b w:val="0"/>
-                <w:i w:val="0"/>
-                <w:sz w:val="22"/>
-              </w:rPr>
             </w:r>
           </w:p>
         </w:tc>

--- a/public/assets/files/niestacjonarne/NAI.docx
+++ b/public/assets/files/niestacjonarne/NAI.docx
@@ -1155,6 +1155,7 @@
                 <w:i w:val="0"/>
                 <w:sz w:val="22"/>
               </w:rPr>
+              <w:t>Implementacja niewielkich projektów praktycznych z narzędzi AI; eksploracja bibliotek i frameworków AI; przygotowanie prezentacji projektu.</w:t>
             </w:r>
           </w:p>
         </w:tc>
@@ -1265,7 +1266,84 @@
           <w:tcPr>
             <w:tcW w:type="dxa" w:w="9972"/>
           </w:tcPr>
-          <w:p/>
+          <w:p>
+            <w:pPr>
+              <w:spacing w:before="20" w:after="20"/>
+            </w:pPr>
+            <w:r>
+              <w:rPr>
+                <w:rFonts w:ascii="Aptos" w:hAnsi="Aptos"/>
+                <w:b/>
+                <w:sz w:val="22"/>
+              </w:rPr>
+              <w:t>Wykład:</w:t>
+            </w:r>
+          </w:p>
+          <w:p>
+            <w:pPr>
+              <w:spacing w:before="20" w:after="20"/>
+            </w:pPr>
+            <w:r>
+              <w:rPr>
+                <w:rFonts w:ascii="Aptos" w:hAnsi="Aptos"/>
+                <w:b w:val="0"/>
+                <w:sz w:val="22"/>
+              </w:rPr>
+              <w:t>• wykład z prezentacją multimedialną</w:t>
+            </w:r>
+          </w:p>
+          <w:p>
+            <w:pPr>
+              <w:spacing w:before="20" w:after="20"/>
+            </w:pPr>
+            <w:r>
+              <w:rPr>
+                <w:rFonts w:ascii="Aptos" w:hAnsi="Aptos"/>
+                <w:b w:val="0"/>
+                <w:sz w:val="22"/>
+              </w:rPr>
+              <w:t>• wykład z prezentacją oprogramowania</w:t>
+            </w:r>
+          </w:p>
+          <w:p>
+            <w:pPr>
+              <w:spacing w:before="20" w:after="20"/>
+            </w:pPr>
+            <w:r>
+              <w:rPr>
+                <w:rFonts w:ascii="Aptos" w:hAnsi="Aptos"/>
+                <w:b/>
+                <w:sz w:val="22"/>
+              </w:rPr>
+              <w:t>Ćwiczenia / Laboratorium:</w:t>
+            </w:r>
+          </w:p>
+          <w:p>
+            <w:pPr>
+              <w:spacing w:before="20" w:after="20"/>
+            </w:pPr>
+            <w:r>
+              <w:rPr>
+                <w:rFonts w:ascii="Aptos" w:hAnsi="Aptos"/>
+                <w:b w:val="0"/>
+                <w:sz w:val="22"/>
+              </w:rPr>
+              <w:t>• rozwiązywanie zadań</w:t>
+            </w:r>
+          </w:p>
+          <w:p>
+            <w:pPr>
+              <w:spacing w:before="20" w:after="20"/>
+            </w:pPr>
+            <w:r>
+              <w:rPr>
+                <w:rFonts w:ascii="Aptos" w:hAnsi="Aptos"/>
+                <w:b w:val="0"/>
+                <w:sz w:val="22"/>
+              </w:rPr>
+              <w:t>• metoda projektów (projekt praktyczny)</w:t>
+            </w:r>
+          </w:p>
         </w:tc>
       </w:tr>
     </w:tbl>
@@ -1514,81 +1592,10 @@
             <w:r>
               <w:rPr>
                 <w:rFonts w:ascii="Aptos" w:hAnsi="Aptos"/>
+                <w:b w:val="0"/>
+                <w:i w:val="0"/>
                 <w:sz w:val="22"/>
               </w:rPr>
-              <w:t>1. Ćwiczenia / Laboratorium/Lektorat:</w:t>
-            </w:r>
-          </w:p>
-          <w:p>
-            <w:pPr>
-              <w:spacing w:before="20" w:after="20"/>
-            </w:pPr>
-            <w:r>
-              <w:rPr>
-                <w:rFonts w:ascii="Aptos" w:hAnsi="Aptos"/>
-                <w:sz w:val="22"/>
-              </w:rPr>
-              <w:t>2. rozwiązywanie zadań</w:t>
-            </w:r>
-          </w:p>
-          <w:p>
-            <w:pPr>
-              <w:spacing w:before="20" w:after="20"/>
-            </w:pPr>
-            <w:r>
-              <w:rPr>
-                <w:rFonts w:ascii="Aptos" w:hAnsi="Aptos"/>
-                <w:sz w:val="22"/>
-              </w:rPr>
-              <w:t>3. Laboratorium/Projekt</w:t>
-            </w:r>
-          </w:p>
-          <w:p>
-            <w:pPr>
-              <w:spacing w:before="20" w:after="20"/>
-            </w:pPr>
-            <w:r>
-              <w:rPr>
-                <w:rFonts w:ascii="Aptos" w:hAnsi="Aptos"/>
-                <w:sz w:val="22"/>
-              </w:rPr>
-              <w:t>4. brak</w:t>
-            </w:r>
-          </w:p>
-          <w:p>
-            <w:pPr>
-              <w:spacing w:before="20" w:after="20"/>
-            </w:pPr>
-            <w:r>
-              <w:rPr>
-                <w:rFonts w:ascii="Aptos" w:hAnsi="Aptos"/>
-                <w:sz w:val="22"/>
-              </w:rPr>
-              <w:t>5. Kryteria oceny</w:t>
-            </w:r>
-          </w:p>
-          <w:p>
-            <w:pPr>
-              <w:spacing w:before="20" w:after="20"/>
-            </w:pPr>
-            <w:r>
-              <w:rPr>
-                <w:rFonts w:ascii="Aptos" w:hAnsi="Aptos"/>
-                <w:sz w:val="22"/>
-              </w:rPr>
-              <w:t>6. LaboratoriumPrezentacje niewielkich projektów praktycznych</w:t>
-            </w:r>
-          </w:p>
-          <w:p>
-            <w:pPr>
-              <w:spacing w:before="20" w:after="20"/>
-            </w:pPr>
-            <w:r>
-              <w:rPr>
-                <w:rFonts w:ascii="Aptos" w:hAnsi="Aptos"/>
-                <w:sz w:val="22"/>
-              </w:rPr>
-              <w:t>7. Ocena jest liczona jak średnia z uzyskanych ocen cząstkowych.</w:t>
             </w:r>
           </w:p>
         </w:tc>
@@ -1605,7 +1612,7 @@
                 <w:rFonts w:ascii="Aptos" w:hAnsi="Aptos"/>
                 <w:sz w:val="22"/>
               </w:rPr>
-              <w:t>1. Ćwiczenia / Laboratorium/Lektorat:</w:t>
+              <w:t>1. prezentacja mini-projektu</w:t>
             </w:r>
           </w:p>
           <w:p>
@@ -1617,67 +1624,7 @@
                 <w:rFonts w:ascii="Aptos" w:hAnsi="Aptos"/>
                 <w:sz w:val="22"/>
               </w:rPr>
-              <w:t>2. rozwiązywanie zadań</w:t>
-            </w:r>
-          </w:p>
-          <w:p>
-            <w:pPr>
-              <w:spacing w:before="20" w:after="20"/>
-            </w:pPr>
-            <w:r>
-              <w:rPr>
-                <w:rFonts w:ascii="Aptos" w:hAnsi="Aptos"/>
-                <w:sz w:val="22"/>
-              </w:rPr>
-              <w:t>3. Laboratorium/Projekt</w:t>
-            </w:r>
-          </w:p>
-          <w:p>
-            <w:pPr>
-              <w:spacing w:before="20" w:after="20"/>
-            </w:pPr>
-            <w:r>
-              <w:rPr>
-                <w:rFonts w:ascii="Aptos" w:hAnsi="Aptos"/>
-                <w:sz w:val="22"/>
-              </w:rPr>
-              <w:t>4. brak</w:t>
-            </w:r>
-          </w:p>
-          <w:p>
-            <w:pPr>
-              <w:spacing w:before="20" w:after="20"/>
-            </w:pPr>
-            <w:r>
-              <w:rPr>
-                <w:rFonts w:ascii="Aptos" w:hAnsi="Aptos"/>
-                <w:sz w:val="22"/>
-              </w:rPr>
-              <w:t>5. Kryteria oceny</w:t>
-            </w:r>
-          </w:p>
-          <w:p>
-            <w:pPr>
-              <w:spacing w:before="20" w:after="20"/>
-            </w:pPr>
-            <w:r>
-              <w:rPr>
-                <w:rFonts w:ascii="Aptos" w:hAnsi="Aptos"/>
-                <w:sz w:val="22"/>
-              </w:rPr>
-              <w:t>6. LaboratoriumPrezentacje niewielkich projektów praktycznych</w:t>
-            </w:r>
-          </w:p>
-          <w:p>
-            <w:pPr>
-              <w:spacing w:before="20" w:after="20"/>
-            </w:pPr>
-            <w:r>
-              <w:rPr>
-                <w:rFonts w:ascii="Aptos" w:hAnsi="Aptos"/>
-                <w:sz w:val="22"/>
-              </w:rPr>
-              <w:t>7. Ocena jest liczona jak średnia z uzyskanych ocen cząstkowych.</w:t>
+              <w:t>2. ocena sporządzonego oprogramowania</w:t>
             </w:r>
           </w:p>
         </w:tc>
@@ -2805,7 +2752,7 @@
                 <w:i w:val="0"/>
                 <w:sz w:val="22"/>
               </w:rPr>
-              <w:t>Ćwiczenia / Laboratorium/Lektorat:; rozwiązywanie zadań; Laboratorium/Projekt; brak; Kryteria oceny; LaboratoriumPrezentacje niewielkich projektów praktycznych; Ocena jest liczona jak średnia z uzyskanych ocen cząstkowych.</w:t>
+              <w:t>prezentacja mini-projektu; ocena sporządzonego oprogramowania</w:t>
             </w:r>
           </w:p>
         </w:tc>
@@ -2864,7 +2811,7 @@
                 <w:i w:val="0"/>
                 <w:sz w:val="22"/>
               </w:rPr>
-              <w:t>Ćwiczenia / Laboratorium/Lektorat:; rozwiązywanie zadań; Laboratorium/Projekt; brak; Kryteria oceny; LaboratoriumPrezentacje niewielkich projektów praktycznych; Ocena jest liczona jak średnia z uzyskanych ocen cząstkowych.</w:t>
+              <w:t>prezentacja mini-projektu; ocena sporządzonego oprogramowania</w:t>
             </w:r>
           </w:p>
         </w:tc>
@@ -3028,7 +2975,7 @@
                 <w:i w:val="0"/>
                 <w:sz w:val="22"/>
               </w:rPr>
-              <w:t>Ćwiczenia / Laboratorium/Lektorat:; rozwiązywanie zadań; Laboratorium/Projekt; brak; Kryteria oceny; LaboratoriumPrezentacje niewielkich projektów praktycznych; Ocena jest liczona jak średnia z uzyskanych ocen cząstkowych.</w:t>
+              <w:t>prezentacja mini-projektu; ocena sporządzonego oprogramowania</w:t>
             </w:r>
           </w:p>
         </w:tc>
@@ -3086,7 +3033,7 @@
                 <w:i w:val="0"/>
                 <w:sz w:val="22"/>
               </w:rPr>
-              <w:t>Ćwiczenia / Laboratorium/Lektorat:; rozwiązywanie zadań; Laboratorium/Projekt; brak; Kryteria oceny; LaboratoriumPrezentacje niewielkich projektów praktycznych; Ocena jest liczona jak średnia z uzyskanych ocen cząstkowych.</w:t>
+              <w:t>prezentacja mini-projektu; ocena sporządzonego oprogramowania</w:t>
             </w:r>
           </w:p>
         </w:tc>
@@ -3144,7 +3091,7 @@
                 <w:i w:val="0"/>
                 <w:sz w:val="22"/>
               </w:rPr>
-              <w:t>Ćwiczenia / Laboratorium/Lektorat:; rozwiązywanie zadań; Laboratorium/Projekt; brak; Kryteria oceny; LaboratoriumPrezentacje niewielkich projektów praktycznych; Ocena jest liczona jak średnia z uzyskanych ocen cząstkowych.</w:t>
+              <w:t>prezentacja mini-projektu; ocena sporządzonego oprogramowania</w:t>
             </w:r>
           </w:p>
         </w:tc>
@@ -3306,7 +3253,7 @@
                 <w:i w:val="0"/>
                 <w:sz w:val="22"/>
               </w:rPr>
-              <w:t>Ćwiczenia / Laboratorium/Lektorat:; rozwiązywanie zadań; Laboratorium/Projekt; brak; Kryteria oceny; LaboratoriumPrezentacje niewielkich projektów praktycznych; Ocena jest liczona jak średnia z uzyskanych ocen cząstkowych.</w:t>
+              <w:t>prezentacja mini-projektu; ocena sporządzonego oprogramowania</w:t>
             </w:r>
           </w:p>
         </w:tc>
@@ -3363,7 +3310,7 @@
                 <w:i w:val="0"/>
                 <w:sz w:val="22"/>
               </w:rPr>
-              <w:t>Ćwiczenia / Laboratorium/Lektorat:; rozwiązywanie zadań; Laboratorium/Projekt; brak; Kryteria oceny; LaboratoriumPrezentacje niewielkich projektów praktycznych; Ocena jest liczona jak średnia z uzyskanych ocen cząstkowych.</w:t>
+              <w:t>prezentacja mini-projektu; ocena sporządzonego oprogramowania</w:t>
             </w:r>
           </w:p>
         </w:tc>
@@ -3420,7 +3367,7 @@
                 <w:i w:val="0"/>
                 <w:sz w:val="22"/>
               </w:rPr>
-              <w:t>Ćwiczenia / Laboratorium/Lektorat:; rozwiązywanie zadań; Laboratorium/Projekt; brak; Kryteria oceny; LaboratoriumPrezentacje niewielkich projektów praktycznych; Ocena jest liczona jak średnia z uzyskanych ocen cząstkowych.</w:t>
+              <w:t>prezentacja mini-projektu; ocena sporządzonego oprogramowania</w:t>
             </w:r>
           </w:p>
         </w:tc>

--- a/public/assets/files/niestacjonarne/NAI.docx
+++ b/public/assets/files/niestacjonarne/NAI.docx
@@ -2752,7 +2752,6 @@
                 <w:i w:val="0"/>
                 <w:sz w:val="22"/>
               </w:rPr>
-              <w:t>prezentacja mini-projektu; ocena sporządzonego oprogramowania</w:t>
             </w:r>
           </w:p>
         </w:tc>
@@ -2773,7 +2772,7 @@
                 <w:i w:val="0"/>
                 <w:sz w:val="22"/>
               </w:rPr>
-              <w:t>K_W22</w:t>
+              <w:t>K_W12</w:t>
             </w:r>
           </w:p>
         </w:tc>
@@ -2811,7 +2810,6 @@
                 <w:i w:val="0"/>
                 <w:sz w:val="22"/>
               </w:rPr>
-              <w:t>prezentacja mini-projektu; ocena sporządzonego oprogramowania</w:t>
             </w:r>
           </w:p>
         </w:tc>
@@ -2975,7 +2973,7 @@
                 <w:i w:val="0"/>
                 <w:sz w:val="22"/>
               </w:rPr>
-              <w:t>prezentacja mini-projektu; ocena sporządzonego oprogramowania</w:t>
+              <w:t>prezentacja mini-projektu, ocena sporządzonego oprogramowania</w:t>
             </w:r>
           </w:p>
         </w:tc>
@@ -2996,6 +2994,7 @@
                 <w:i w:val="0"/>
                 <w:sz w:val="22"/>
               </w:rPr>
+              <w:t>K_U29</w:t>
             </w:r>
           </w:p>
         </w:tc>
@@ -3033,7 +3032,7 @@
                 <w:i w:val="0"/>
                 <w:sz w:val="22"/>
               </w:rPr>
-              <w:t>prezentacja mini-projektu; ocena sporządzonego oprogramowania</w:t>
+              <w:t>prezentacja mini-projektu, ocena sporządzonego oprogramowania</w:t>
             </w:r>
           </w:p>
         </w:tc>
@@ -3054,6 +3053,7 @@
                 <w:i w:val="0"/>
                 <w:sz w:val="22"/>
               </w:rPr>
+              <w:t>K_U16</w:t>
             </w:r>
           </w:p>
         </w:tc>
@@ -3091,7 +3091,7 @@
                 <w:i w:val="0"/>
                 <w:sz w:val="22"/>
               </w:rPr>
-              <w:t>prezentacja mini-projektu; ocena sporządzonego oprogramowania</w:t>
+              <w:t>prezentacja mini-projektu, ocena sporządzonego oprogramowania</w:t>
             </w:r>
           </w:p>
         </w:tc>
@@ -3253,121 +3253,6 @@
                 <w:i w:val="0"/>
                 <w:sz w:val="22"/>
               </w:rPr>
-              <w:t>prezentacja mini-projektu; ocena sporządzonego oprogramowania</w:t>
-            </w:r>
-          </w:p>
-        </w:tc>
-      </w:tr>
-      <w:tr>
-        <w:tc>
-          <w:tcPr>
-            <w:tcW w:type="dxa" w:w="3324"/>
-          </w:tcPr>
-          <w:p>
-            <w:pPr>
-              <w:spacing w:before="20" w:after="20"/>
-            </w:pPr>
-            <w:r>
-              <w:rPr>
-                <w:rFonts w:ascii="Aptos" w:hAnsi="Aptos"/>
-                <w:b w:val="0"/>
-                <w:i w:val="0"/>
-                <w:sz w:val="22"/>
-              </w:rPr>
-            </w:r>
-          </w:p>
-        </w:tc>
-        <w:tc>
-          <w:tcPr>
-            <w:tcW w:type="dxa" w:w="3324"/>
-          </w:tcPr>
-          <w:p>
-            <w:pPr>
-              <w:spacing w:before="20" w:after="20"/>
-            </w:pPr>
-            <w:r>
-              <w:rPr>
-                <w:rFonts w:ascii="Aptos" w:hAnsi="Aptos"/>
-                <w:b w:val="0"/>
-                <w:i w:val="0"/>
-                <w:sz w:val="22"/>
-              </w:rPr>
-            </w:r>
-          </w:p>
-        </w:tc>
-        <w:tc>
-          <w:tcPr>
-            <w:tcW w:type="dxa" w:w="3324"/>
-          </w:tcPr>
-          <w:p>
-            <w:pPr>
-              <w:spacing w:before="20" w:after="20"/>
-            </w:pPr>
-            <w:r>
-              <w:rPr>
-                <w:rFonts w:ascii="Aptos" w:hAnsi="Aptos"/>
-                <w:b w:val="0"/>
-                <w:i w:val="0"/>
-                <w:sz w:val="22"/>
-              </w:rPr>
-              <w:t>prezentacja mini-projektu; ocena sporządzonego oprogramowania</w:t>
-            </w:r>
-          </w:p>
-        </w:tc>
-      </w:tr>
-      <w:tr>
-        <w:tc>
-          <w:tcPr>
-            <w:tcW w:type="dxa" w:w="3324"/>
-          </w:tcPr>
-          <w:p>
-            <w:pPr>
-              <w:spacing w:before="20" w:after="20"/>
-            </w:pPr>
-            <w:r>
-              <w:rPr>
-                <w:rFonts w:ascii="Aptos" w:hAnsi="Aptos"/>
-                <w:b w:val="0"/>
-                <w:i w:val="0"/>
-                <w:sz w:val="22"/>
-              </w:rPr>
-            </w:r>
-          </w:p>
-        </w:tc>
-        <w:tc>
-          <w:tcPr>
-            <w:tcW w:type="dxa" w:w="3324"/>
-          </w:tcPr>
-          <w:p>
-            <w:pPr>
-              <w:spacing w:before="20" w:after="20"/>
-            </w:pPr>
-            <w:r>
-              <w:rPr>
-                <w:rFonts w:ascii="Aptos" w:hAnsi="Aptos"/>
-                <w:b w:val="0"/>
-                <w:i w:val="0"/>
-                <w:sz w:val="22"/>
-              </w:rPr>
-            </w:r>
-          </w:p>
-        </w:tc>
-        <w:tc>
-          <w:tcPr>
-            <w:tcW w:type="dxa" w:w="3324"/>
-          </w:tcPr>
-          <w:p>
-            <w:pPr>
-              <w:spacing w:before="20" w:after="20"/>
-            </w:pPr>
-            <w:r>
-              <w:rPr>
-                <w:rFonts w:ascii="Aptos" w:hAnsi="Aptos"/>
-                <w:b w:val="0"/>
-                <w:i w:val="0"/>
-                <w:sz w:val="22"/>
-              </w:rPr>
-              <w:t>prezentacja mini-projektu; ocena sporządzonego oprogramowania</w:t>
             </w:r>
           </w:p>
         </w:tc>

--- a/public/assets/files/niestacjonarne/NAI.docx
+++ b/public/assets/files/niestacjonarne/NAI.docx
@@ -1868,14 +1868,13 @@
       </w:tblPr>
       <w:tblGrid>
         <w:gridCol w:w="680"/>
-        <w:gridCol w:w="4536"/>
-        <w:gridCol w:w="4252"/>
+        <w:gridCol w:w="8788"/>
       </w:tblGrid>
       <w:tr>
         <w:tc>
           <w:tcPr>
             <w:tcW w:type="dxa" w:w="9468"/>
-            <w:gridSpan w:val="3"/>
+            <w:gridSpan w:val="2"/>
             <w:shd w:val="clear" w:color="auto" w:fill="D9D9D9"/>
           </w:tcPr>
           <w:p>
@@ -1917,7 +1916,7 @@
         </w:tc>
         <w:tc>
           <w:tcPr>
-            <w:tcW w:type="dxa" w:w="4536"/>
+            <w:tcW w:type="dxa" w:w="8788"/>
             <w:shd w:val="clear" w:color="auto" w:fill="D9D9D9"/>
           </w:tcPr>
           <w:p>
@@ -1931,27 +1930,7 @@
                 <w:i w:val="0"/>
                 <w:sz w:val="16"/>
               </w:rPr>
-              <w:t>Wykład</w:t>
-            </w:r>
-          </w:p>
-        </w:tc>
-        <w:tc>
-          <w:tcPr>
-            <w:tcW w:type="dxa" w:w="4252"/>
-            <w:shd w:val="clear" w:color="auto" w:fill="D9D9D9"/>
-          </w:tcPr>
-          <w:p>
-            <w:pPr>
-              <w:spacing w:before="20" w:after="20"/>
-            </w:pPr>
-            <w:r>
-              <w:rPr>
-                <w:rFonts w:ascii="Aptos" w:hAnsi="Aptos"/>
-                <w:b/>
-                <w:i w:val="0"/>
-                <w:sz w:val="16"/>
-              </w:rPr>
-              <w:t>Ćwiczenia / Laboratorium / Pracownia</w:t>
+              <w:t>Treści programowe</w:t>
             </w:r>
           </w:p>
         </w:tc>
@@ -1978,7 +1957,7 @@
         </w:tc>
         <w:tc>
           <w:tcPr>
-            <w:tcW w:type="dxa" w:w="4536"/>
+            <w:tcW w:type="dxa" w:w="8788"/>
           </w:tcPr>
           <w:p>
             <w:pPr>
@@ -1992,24 +1971,6 @@
                 <w:sz w:val="22"/>
               </w:rPr>
               <w:t>Wstęp oraz przypomnienie zagadnień które były na innych przedmiotach, ale są konieczne w dalszym przebiegu tego przedmiotu</w:t>
-            </w:r>
-          </w:p>
-        </w:tc>
-        <w:tc>
-          <w:tcPr>
-            <w:tcW w:type="dxa" w:w="4252"/>
-          </w:tcPr>
-          <w:p>
-            <w:pPr>
-              <w:spacing w:before="20" w:after="20"/>
-            </w:pPr>
-            <w:r>
-              <w:rPr>
-                <w:rFonts w:ascii="Aptos" w:hAnsi="Aptos"/>
-                <w:b w:val="0"/>
-                <w:i w:val="0"/>
-                <w:sz w:val="22"/>
-              </w:rPr>
             </w:r>
           </w:p>
         </w:tc>
@@ -2036,7 +1997,7 @@
         </w:tc>
         <w:tc>
           <w:tcPr>
-            <w:tcW w:type="dxa" w:w="4536"/>
+            <w:tcW w:type="dxa" w:w="8788"/>
           </w:tcPr>
           <w:p>
             <w:pPr>
@@ -2050,24 +2011,6 @@
                 <w:sz w:val="22"/>
               </w:rPr>
               <w:t>Klasyczne rozważania na temat sztucznej inteligencji</w:t>
-            </w:r>
-          </w:p>
-        </w:tc>
-        <w:tc>
-          <w:tcPr>
-            <w:tcW w:type="dxa" w:w="4252"/>
-          </w:tcPr>
-          <w:p>
-            <w:pPr>
-              <w:spacing w:before="20" w:after="20"/>
-            </w:pPr>
-            <w:r>
-              <w:rPr>
-                <w:rFonts w:ascii="Aptos" w:hAnsi="Aptos"/>
-                <w:b w:val="0"/>
-                <w:i w:val="0"/>
-                <w:sz w:val="22"/>
-              </w:rPr>
             </w:r>
           </w:p>
         </w:tc>
@@ -2094,7 +2037,7 @@
         </w:tc>
         <w:tc>
           <w:tcPr>
-            <w:tcW w:type="dxa" w:w="4536"/>
+            <w:tcW w:type="dxa" w:w="8788"/>
           </w:tcPr>
           <w:p>
             <w:pPr>
@@ -2108,24 +2051,6 @@
                 <w:sz w:val="22"/>
               </w:rPr>
               <w:t>Podstawy widzenia maszynowego na przykładzie biblioteki OpenCV</w:t>
-            </w:r>
-          </w:p>
-        </w:tc>
-        <w:tc>
-          <w:tcPr>
-            <w:tcW w:type="dxa" w:w="4252"/>
-          </w:tcPr>
-          <w:p>
-            <w:pPr>
-              <w:spacing w:before="20" w:after="20"/>
-            </w:pPr>
-            <w:r>
-              <w:rPr>
-                <w:rFonts w:ascii="Aptos" w:hAnsi="Aptos"/>
-                <w:b w:val="0"/>
-                <w:i w:val="0"/>
-                <w:sz w:val="22"/>
-              </w:rPr>
             </w:r>
           </w:p>
         </w:tc>
@@ -2152,7 +2077,7 @@
         </w:tc>
         <w:tc>
           <w:tcPr>
-            <w:tcW w:type="dxa" w:w="4536"/>
+            <w:tcW w:type="dxa" w:w="8788"/>
           </w:tcPr>
           <w:p>
             <w:pPr>
@@ -2166,24 +2091,6 @@
                 <w:sz w:val="22"/>
               </w:rPr>
               <w:t>Przykłady algorytmów heurystycznych</w:t>
-            </w:r>
-          </w:p>
-        </w:tc>
-        <w:tc>
-          <w:tcPr>
-            <w:tcW w:type="dxa" w:w="4252"/>
-          </w:tcPr>
-          <w:p>
-            <w:pPr>
-              <w:spacing w:before="20" w:after="20"/>
-            </w:pPr>
-            <w:r>
-              <w:rPr>
-                <w:rFonts w:ascii="Aptos" w:hAnsi="Aptos"/>
-                <w:b w:val="0"/>
-                <w:i w:val="0"/>
-                <w:sz w:val="22"/>
-              </w:rPr>
             </w:r>
           </w:p>
         </w:tc>
@@ -2210,7 +2117,7 @@
         </w:tc>
         <w:tc>
           <w:tcPr>
-            <w:tcW w:type="dxa" w:w="4536"/>
+            <w:tcW w:type="dxa" w:w="8788"/>
           </w:tcPr>
           <w:p>
             <w:pPr>
@@ -2224,24 +2131,6 @@
                 <w:sz w:val="22"/>
               </w:rPr>
               <w:t>Podstawy sieci neuronowych z punktu widzenia konstrukcji i algorytmów</w:t>
-            </w:r>
-          </w:p>
-        </w:tc>
-        <w:tc>
-          <w:tcPr>
-            <w:tcW w:type="dxa" w:w="4252"/>
-          </w:tcPr>
-          <w:p>
-            <w:pPr>
-              <w:spacing w:before="20" w:after="20"/>
-            </w:pPr>
-            <w:r>
-              <w:rPr>
-                <w:rFonts w:ascii="Aptos" w:hAnsi="Aptos"/>
-                <w:b w:val="0"/>
-                <w:i w:val="0"/>
-                <w:sz w:val="22"/>
-              </w:rPr>
             </w:r>
           </w:p>
         </w:tc>
@@ -2268,7 +2157,7 @@
         </w:tc>
         <w:tc>
           <w:tcPr>
-            <w:tcW w:type="dxa" w:w="4536"/>
+            <w:tcW w:type="dxa" w:w="8788"/>
           </w:tcPr>
           <w:p>
             <w:pPr>
@@ -2282,24 +2171,6 @@
                 <w:sz w:val="22"/>
               </w:rPr>
               <w:t>Podstawy drzew decyzyjnych</w:t>
-            </w:r>
-          </w:p>
-        </w:tc>
-        <w:tc>
-          <w:tcPr>
-            <w:tcW w:type="dxa" w:w="4252"/>
-          </w:tcPr>
-          <w:p>
-            <w:pPr>
-              <w:spacing w:before="20" w:after="20"/>
-            </w:pPr>
-            <w:r>
-              <w:rPr>
-                <w:rFonts w:ascii="Aptos" w:hAnsi="Aptos"/>
-                <w:b w:val="0"/>
-                <w:i w:val="0"/>
-                <w:sz w:val="22"/>
-              </w:rPr>
             </w:r>
           </w:p>
         </w:tc>
@@ -2326,7 +2197,7 @@
         </w:tc>
         <w:tc>
           <w:tcPr>
-            <w:tcW w:type="dxa" w:w="4536"/>
+            <w:tcW w:type="dxa" w:w="8788"/>
           </w:tcPr>
           <w:p>
             <w:pPr>
@@ -2340,24 +2211,6 @@
                 <w:sz w:val="22"/>
               </w:rPr>
               <w:t>Algorytm A* jako przykład efektywnego rozwinięcia klasyczneo algorytmu o zastosowanie heurystyki</w:t>
-            </w:r>
-          </w:p>
-        </w:tc>
-        <w:tc>
-          <w:tcPr>
-            <w:tcW w:type="dxa" w:w="4252"/>
-          </w:tcPr>
-          <w:p>
-            <w:pPr>
-              <w:spacing w:before="20" w:after="20"/>
-            </w:pPr>
-            <w:r>
-              <w:rPr>
-                <w:rFonts w:ascii="Aptos" w:hAnsi="Aptos"/>
-                <w:b w:val="0"/>
-                <w:i w:val="0"/>
-                <w:sz w:val="22"/>
-              </w:rPr>
             </w:r>
           </w:p>
         </w:tc>

--- a/public/assets/files/niestacjonarne/NAI.docx
+++ b/public/assets/files/niestacjonarne/NAI.docx
@@ -315,7 +315,7 @@
                 <w:i w:val="0"/>
                 <w:sz w:val="22"/>
               </w:rPr>
-              <w:t>5</w:t>
+              <w:t>4</w:t>
             </w:r>
           </w:p>
         </w:tc>
@@ -1092,7 +1092,7 @@
                 <w:i w:val="0"/>
                 <w:sz w:val="22"/>
               </w:rPr>
-              <w:t>93</w:t>
+              <w:t>68</w:t>
             </w:r>
           </w:p>
         </w:tc>
@@ -1112,7 +1112,7 @@
                 <w:i w:val="0"/>
                 <w:sz w:val="22"/>
               </w:rPr>
-              <w:t>3.7</w:t>
+              <w:t>2.7</w:t>
             </w:r>
           </w:p>
         </w:tc>

--- a/public/assets/files/niestacjonarne/NAI.docx
+++ b/public/assets/files/niestacjonarne/NAI.docx
@@ -660,6 +660,7 @@
                 <w:i w:val="0"/>
                 <w:sz w:val="22"/>
               </w:rPr>
+              <w:t>dr hab. Jacek Winiarski</w:t>
             </w:r>
           </w:p>
         </w:tc>
